--- a/课程注册系统设计文档.docx
+++ b/课程注册系统设计文档.docx
@@ -13,25 +13,7 @@
     </w:p>
     <w:p>
       <w:r>
-        <w:t>初稿日期：</w:t>
-      </w:r>
-      <w:r>
-        <w:t>2026-10-12</w:t>
-      </w:r>
-      <w:r>
-        <w:t>；原站及</w:t>
-      </w:r>
-      <w:r>
-        <w:t>PDF</w:t>
-      </w:r>
-      <w:r>
-        <w:t>需求补充：</w:t>
-      </w:r>
-      <w:r>
-        <w:t>2026-10-13</w:t>
-      </w:r>
-      <w:r>
-        <w:t>；当前代码同步：</w:t>
+        <w:t>最终同步版本：</w:t>
       </w:r>
       <w:r>
         <w:t>2026-10-14</w:t>
@@ -84,7 +66,7 @@
       <w:r>
         <w:fldChar w:fldCharType="separate"/>
       </w:r>
-      <w:hyperlink w:anchor="_Toc242861703" w:history="1">
+      <w:hyperlink w:anchor="_Toc242864555" w:history="1">
         <w:r>
           <w:rPr>
             <w:rStyle w:val="aff9"/>
@@ -128,7 +110,7 @@
             <w:noProof/>
             <w:webHidden/>
           </w:rPr>
-          <w:instrText>PAGEREF _Toc242861703 \h</w:instrText>
+          <w:instrText>PAGEREF _Toc242864555 \h</w:instrText>
         </w:r>
         <w:r>
           <w:rPr>
@@ -181,7 +163,7 @@
           <w:noProof/>
         </w:rPr>
       </w:pPr>
-      <w:hyperlink w:anchor="_Toc242861704" w:history="1">
+      <w:hyperlink w:anchor="_Toc242864556" w:history="1">
         <w:r>
           <w:rPr>
             <w:rStyle w:val="aff9"/>
@@ -225,7 +207,7 @@
             <w:noProof/>
             <w:webHidden/>
           </w:rPr>
-          <w:instrText>PAGEREF _Toc242861704 \h</w:instrText>
+          <w:instrText>PAGEREF _Toc242864556 \h</w:instrText>
         </w:r>
         <w:r>
           <w:rPr>
@@ -278,7 +260,7 @@
           <w:noProof/>
         </w:rPr>
       </w:pPr>
-      <w:hyperlink w:anchor="_Toc242861705" w:history="1">
+      <w:hyperlink w:anchor="_Toc242864557" w:history="1">
         <w:r>
           <w:rPr>
             <w:rStyle w:val="aff9"/>
@@ -322,7 +304,7 @@
             <w:noProof/>
             <w:webHidden/>
           </w:rPr>
-          <w:instrText>PAGEREF _Toc242861705 \h</w:instrText>
+          <w:instrText>PAGEREF _Toc242864557 \h</w:instrText>
         </w:r>
         <w:r>
           <w:rPr>
@@ -376,7 +358,7 @@
           <w:noProof/>
         </w:rPr>
       </w:pPr>
-      <w:hyperlink w:anchor="_Toc242861706" w:history="1">
+      <w:hyperlink w:anchor="_Toc242864558" w:history="1">
         <w:r>
           <w:rPr>
             <w:rStyle w:val="aff9"/>
@@ -420,7 +402,7 @@
             <w:noProof/>
             <w:webHidden/>
           </w:rPr>
-          <w:instrText>PAGEREF _Toc242861706 \h</w:instrText>
+          <w:instrText>PAGEREF _Toc242864558 \h</w:instrText>
         </w:r>
         <w:r>
           <w:rPr>
@@ -474,7 +456,7 @@
           <w:noProof/>
         </w:rPr>
       </w:pPr>
-      <w:hyperlink w:anchor="_Toc242861707" w:history="1">
+      <w:hyperlink w:anchor="_Toc242864559" w:history="1">
         <w:r>
           <w:rPr>
             <w:rStyle w:val="aff9"/>
@@ -518,7 +500,7 @@
             <w:noProof/>
             <w:webHidden/>
           </w:rPr>
-          <w:instrText>PAGEREF _Toc242861707 \h</w:instrText>
+          <w:instrText>PAGEREF _Toc242864559 \h</w:instrText>
         </w:r>
         <w:r>
           <w:rPr>
@@ -572,7 +554,7 @@
           <w:noProof/>
         </w:rPr>
       </w:pPr>
-      <w:hyperlink w:anchor="_Toc242861708" w:history="1">
+      <w:hyperlink w:anchor="_Toc242864560" w:history="1">
         <w:r>
           <w:rPr>
             <w:rStyle w:val="aff9"/>
@@ -616,7 +598,7 @@
             <w:noProof/>
             <w:webHidden/>
           </w:rPr>
-          <w:instrText>PAGEREF _Toc242861708 \h</w:instrText>
+          <w:instrText>PAGEREF _Toc242864560 \h</w:instrText>
         </w:r>
         <w:r>
           <w:rPr>
@@ -669,7 +651,7 @@
           <w:noProof/>
         </w:rPr>
       </w:pPr>
-      <w:hyperlink w:anchor="_Toc242861709" w:history="1">
+      <w:hyperlink w:anchor="_Toc242864561" w:history="1">
         <w:r>
           <w:rPr>
             <w:rStyle w:val="aff9"/>
@@ -713,7 +695,7 @@
             <w:noProof/>
             <w:webHidden/>
           </w:rPr>
-          <w:instrText>PAGEREF _Toc242861709 \h</w:instrText>
+          <w:instrText>PAGEREF _Toc242864561 \h</w:instrText>
         </w:r>
         <w:r>
           <w:rPr>
@@ -767,7 +749,7 @@
           <w:noProof/>
         </w:rPr>
       </w:pPr>
-      <w:hyperlink w:anchor="_Toc242861710" w:history="1">
+      <w:hyperlink w:anchor="_Toc242864562" w:history="1">
         <w:r>
           <w:rPr>
             <w:rStyle w:val="aff9"/>
@@ -811,7 +793,7 @@
             <w:noProof/>
             <w:webHidden/>
           </w:rPr>
-          <w:instrText>PAGEREF _Toc242861710 \h</w:instrText>
+          <w:instrText>PAGEREF _Toc242864562 \h</w:instrText>
         </w:r>
         <w:r>
           <w:rPr>
@@ -865,7 +847,7 @@
           <w:noProof/>
         </w:rPr>
       </w:pPr>
-      <w:hyperlink w:anchor="_Toc242861711" w:history="1">
+      <w:hyperlink w:anchor="_Toc242864563" w:history="1">
         <w:r>
           <w:rPr>
             <w:rStyle w:val="aff9"/>
@@ -909,7 +891,7 @@
             <w:noProof/>
             <w:webHidden/>
           </w:rPr>
-          <w:instrText>PAGEREF _Toc242861711 \h</w:instrText>
+          <w:instrText>PAGEREF _Toc242864563 \h</w:instrText>
         </w:r>
         <w:r>
           <w:rPr>
@@ -963,7 +945,7 @@
           <w:noProof/>
         </w:rPr>
       </w:pPr>
-      <w:hyperlink w:anchor="_Toc242861712" w:history="1">
+      <w:hyperlink w:anchor="_Toc242864564" w:history="1">
         <w:r>
           <w:rPr>
             <w:rStyle w:val="aff9"/>
@@ -1007,7 +989,7 @@
             <w:noProof/>
             <w:webHidden/>
           </w:rPr>
-          <w:instrText>PAGEREF _Toc242861712 \h</w:instrText>
+          <w:instrText>PAGEREF _Toc242864564 \h</w:instrText>
         </w:r>
         <w:r>
           <w:rPr>
@@ -1061,7 +1043,7 @@
           <w:noProof/>
         </w:rPr>
       </w:pPr>
-      <w:hyperlink w:anchor="_Toc242861713" w:history="1">
+      <w:hyperlink w:anchor="_Toc242864565" w:history="1">
         <w:r>
           <w:rPr>
             <w:rStyle w:val="aff9"/>
@@ -1105,7 +1087,7 @@
             <w:noProof/>
             <w:webHidden/>
           </w:rPr>
-          <w:instrText>PAGEREF _Toc242861713 \h</w:instrText>
+          <w:instrText>PAGEREF _Toc242864565 \h</w:instrText>
         </w:r>
         <w:r>
           <w:rPr>
@@ -1159,7 +1141,7 @@
           <w:noProof/>
         </w:rPr>
       </w:pPr>
-      <w:hyperlink w:anchor="_Toc242861714" w:history="1">
+      <w:hyperlink w:anchor="_Toc242864566" w:history="1">
         <w:r>
           <w:rPr>
             <w:rStyle w:val="aff9"/>
@@ -1217,7 +1199,7 @@
             <w:noProof/>
             <w:webHidden/>
           </w:rPr>
-          <w:instrText>PAGEREF _Toc242861714 \h</w:instrText>
+          <w:instrText>PAGEREF _Toc242864566 \h</w:instrText>
         </w:r>
         <w:r>
           <w:rPr>
@@ -1271,7 +1253,7 @@
           <w:noProof/>
         </w:rPr>
       </w:pPr>
-      <w:hyperlink w:anchor="_Toc242861715" w:history="1">
+      <w:hyperlink w:anchor="_Toc242864567" w:history="1">
         <w:r>
           <w:rPr>
             <w:rStyle w:val="aff9"/>
@@ -1315,7 +1297,7 @@
             <w:noProof/>
             <w:webHidden/>
           </w:rPr>
-          <w:instrText>PAGEREF _Toc242861715 \h</w:instrText>
+          <w:instrText>PAGEREF _Toc242864567 \h</w:instrText>
         </w:r>
         <w:r>
           <w:rPr>
@@ -1369,7 +1351,7 @@
           <w:noProof/>
         </w:rPr>
       </w:pPr>
-      <w:hyperlink w:anchor="_Toc242861716" w:history="1">
+      <w:hyperlink w:anchor="_Toc242864568" w:history="1">
         <w:r>
           <w:rPr>
             <w:rStyle w:val="aff9"/>
@@ -1413,7 +1395,7 @@
             <w:noProof/>
             <w:webHidden/>
           </w:rPr>
-          <w:instrText>PAGEREF _Toc242861716 \h</w:instrText>
+          <w:instrText>PAGEREF _Toc242864568 \h</w:instrText>
         </w:r>
         <w:r>
           <w:rPr>
@@ -1466,7 +1448,7 @@
           <w:noProof/>
         </w:rPr>
       </w:pPr>
-      <w:hyperlink w:anchor="_Toc242861717" w:history="1">
+      <w:hyperlink w:anchor="_Toc242864569" w:history="1">
         <w:r>
           <w:rPr>
             <w:rStyle w:val="aff9"/>
@@ -1510,7 +1492,7 @@
             <w:noProof/>
             <w:webHidden/>
           </w:rPr>
-          <w:instrText>PAGEREF _Toc242861717 \h</w:instrText>
+          <w:instrText>PAGEREF _Toc242864569 \h</w:instrText>
         </w:r>
         <w:r>
           <w:rPr>
@@ -1563,7 +1545,7 @@
           <w:noProof/>
         </w:rPr>
       </w:pPr>
-      <w:hyperlink w:anchor="_Toc242861718" w:history="1">
+      <w:hyperlink w:anchor="_Toc242864570" w:history="1">
         <w:r>
           <w:rPr>
             <w:rStyle w:val="aff9"/>
@@ -1607,7 +1589,7 @@
             <w:noProof/>
             <w:webHidden/>
           </w:rPr>
-          <w:instrText>PAGEREF _Toc242861718 \h</w:instrText>
+          <w:instrText>PAGEREF _Toc242864570 \h</w:instrText>
         </w:r>
         <w:r>
           <w:rPr>
@@ -1660,7 +1642,7 @@
           <w:noProof/>
         </w:rPr>
       </w:pPr>
-      <w:hyperlink w:anchor="_Toc242861719" w:history="1">
+      <w:hyperlink w:anchor="_Toc242864571" w:history="1">
         <w:r>
           <w:rPr>
             <w:rStyle w:val="aff9"/>
@@ -1673,7 +1655,7 @@
             <w:rStyle w:val="aff9"/>
             <w:noProof/>
           </w:rPr>
-          <w:t>原站使用与验证范围</w:t>
+          <w:t>运行方式</w:t>
         </w:r>
         <w:r>
           <w:rPr>
@@ -1704,7 +1686,7 @@
             <w:noProof/>
             <w:webHidden/>
           </w:rPr>
-          <w:instrText>PAGEREF _Toc242861719 \h</w:instrText>
+          <w:instrText>PAGEREF _Toc242864571 \h</w:instrText>
         </w:r>
         <w:r>
           <w:rPr>
@@ -1757,7 +1739,7 @@
           <w:noProof/>
         </w:rPr>
       </w:pPr>
-      <w:hyperlink w:anchor="_Toc242861720" w:history="1">
+      <w:hyperlink w:anchor="_Toc242864572" w:history="1">
         <w:r>
           <w:rPr>
             <w:rStyle w:val="aff9"/>
@@ -1801,7 +1783,7 @@
             <w:noProof/>
             <w:webHidden/>
           </w:rPr>
-          <w:instrText>PAGEREF _Toc242861720 \h</w:instrText>
+          <w:instrText>PAGEREF _Toc242864572 \h</w:instrText>
         </w:r>
         <w:r>
           <w:rPr>
@@ -1849,16 +1831,12 @@
       </w:r>
     </w:p>
     <w:p>
-      <w:r>
-        <w:br w:type="page"/>
-      </w:r>
-    </w:p>
-    <w:p>
       <w:pPr>
         <w:pStyle w:val="1"/>
+        <w:pageBreakBefore/>
       </w:pPr>
       <w:bookmarkStart w:id="0" w:name="h_c23715979867323a6a8a"/>
-      <w:bookmarkStart w:id="1" w:name="_Toc242861703"/>
+      <w:bookmarkStart w:id="1" w:name="_Toc242864555"/>
       <w:r>
         <w:lastRenderedPageBreak/>
         <w:t xml:space="preserve">1 </w:t>
@@ -2208,7 +2186,7 @@
         <w:t>JSON</w:t>
       </w:r>
       <w:r>
-        <w:t>快照。名额竞争测试用于验证分配正确性，性能结论需另以并发量和响应时间记录为依据。</w:t>
+        <w:t>快照。名额竞争测试检查多名学生提交后的人数与课表。</w:t>
       </w:r>
     </w:p>
     <w:p>
@@ -2229,7 +2207,7 @@
         <w:pStyle w:val="1"/>
       </w:pPr>
       <w:bookmarkStart w:id="2" w:name="h_09b296a1bad28871c8aa"/>
-      <w:bookmarkStart w:id="3" w:name="_Toc242861704"/>
+      <w:bookmarkStart w:id="3" w:name="_Toc242864556"/>
       <w:r>
         <w:t xml:space="preserve">2 </w:t>
       </w:r>
@@ -3241,7 +3219,7 @@
         <w:pStyle w:val="1"/>
       </w:pPr>
       <w:bookmarkStart w:id="4" w:name="h_016699bc31bd02808a56"/>
-      <w:bookmarkStart w:id="5" w:name="_Toc242861705"/>
+      <w:bookmarkStart w:id="5" w:name="_Toc242864557"/>
       <w:r>
         <w:t xml:space="preserve">3 </w:t>
       </w:r>
@@ -3347,7 +3325,7 @@
         <w:pStyle w:val="21"/>
       </w:pPr>
       <w:bookmarkStart w:id="6" w:name="h_b230a8bf1a10e7603f53"/>
-      <w:bookmarkStart w:id="7" w:name="_Toc242861706"/>
+      <w:bookmarkStart w:id="7" w:name="_Toc242864558"/>
       <w:r>
         <w:t xml:space="preserve">3.1 </w:t>
       </w:r>
@@ -5414,7 +5392,7 @@
         <w:pStyle w:val="21"/>
       </w:pPr>
       <w:bookmarkStart w:id="9" w:name="h_c3ef23be9e469aa08a4f"/>
-      <w:bookmarkStart w:id="10" w:name="_Toc242861707"/>
+      <w:bookmarkStart w:id="10" w:name="_Toc242864559"/>
       <w:r>
         <w:t xml:space="preserve">3.2 </w:t>
       </w:r>
@@ -5508,17 +5486,6 @@
         </w:r>
       </w:hyperlink>
       <w:r>
-        <w:t xml:space="preserve"> · </w:t>
-      </w:r>
-      <w:hyperlink r:id="rId16">
-        <w:r>
-          <w:t>Mermaid</w:t>
-        </w:r>
-        <w:r>
-          <w:t>源文件</w:t>
-        </w:r>
-      </w:hyperlink>
-      <w:r>
         <w:t>。</w:t>
       </w:r>
     </w:p>
@@ -5572,7 +5539,7 @@
         <w:pStyle w:val="21"/>
       </w:pPr>
       <w:bookmarkStart w:id="11" w:name="h_ab9815eb5d76f60f5f19"/>
-      <w:bookmarkStart w:id="12" w:name="_Toc242861708"/>
+      <w:bookmarkStart w:id="12" w:name="_Toc242864560"/>
       <w:r>
         <w:t xml:space="preserve">3.3 </w:t>
       </w:r>
@@ -5989,7 +5956,7 @@
         <w:pStyle w:val="1"/>
       </w:pPr>
       <w:bookmarkStart w:id="13" w:name="h_69993c9466dca389ff39"/>
-      <w:bookmarkStart w:id="14" w:name="_Toc242861709"/>
+      <w:bookmarkStart w:id="14" w:name="_Toc242864561"/>
       <w:r>
         <w:t xml:space="preserve">4 </w:t>
       </w:r>
@@ -6004,7 +5971,7 @@
         <w:pStyle w:val="21"/>
       </w:pPr>
       <w:bookmarkStart w:id="15" w:name="h_8c359df98cfab72e036a"/>
-      <w:bookmarkStart w:id="16" w:name="_Toc242861710"/>
+      <w:bookmarkStart w:id="16" w:name="_Toc242864562"/>
       <w:r>
         <w:t xml:space="preserve">4.1 </w:t>
       </w:r>
@@ -6206,7 +6173,7 @@
                     <pic:cNvPicPr/>
                   </pic:nvPicPr>
                   <pic:blipFill>
-                    <a:blip r:embed="rId17"/>
+                    <a:blip r:embed="rId16"/>
                     <a:stretch>
                       <a:fillRect/>
                     </a:stretch>
@@ -6243,23 +6210,12 @@
       </w:r>
     </w:p>
     <w:p>
-      <w:hyperlink r:id="rId18">
+      <w:hyperlink r:id="rId17">
         <w:r>
           <w:t>矢量图</w:t>
         </w:r>
       </w:hyperlink>
       <w:r>
-        <w:t xml:space="preserve"> · </w:t>
-      </w:r>
-      <w:hyperlink r:id="rId19">
-        <w:r>
-          <w:t>Mermaid</w:t>
-        </w:r>
-        <w:r>
-          <w:t>源文件</w:t>
-        </w:r>
-      </w:hyperlink>
-      <w:r>
         <w:t>。相关测试为</w:t>
       </w:r>
       <w:r>
@@ -6274,7 +6230,7 @@
       <w:r>
         <w:t>，具体入口见</w:t>
       </w:r>
-      <w:hyperlink r:id="rId20" w:anchor="h_6bca119ba137a682bb64">
+      <w:hyperlink r:id="rId18" w:anchor="h_6bca119ba137a682bb64">
         <w:r>
           <w:t>测试计划第</w:t>
         </w:r>
@@ -6294,7 +6250,7 @@
         <w:pStyle w:val="21"/>
       </w:pPr>
       <w:bookmarkStart w:id="18" w:name="h_3a6d7eb5001c80ce80af"/>
-      <w:bookmarkStart w:id="19" w:name="_Toc242861711"/>
+      <w:bookmarkStart w:id="19" w:name="_Toc242864563"/>
       <w:r>
         <w:t xml:space="preserve">4.2 </w:t>
       </w:r>
@@ -6367,7 +6323,7 @@
         <w:pStyle w:val="21"/>
       </w:pPr>
       <w:bookmarkStart w:id="20" w:name="h_f25c16afa94e653eb53a"/>
-      <w:bookmarkStart w:id="21" w:name="_Toc242861712"/>
+      <w:bookmarkStart w:id="21" w:name="_Toc242864564"/>
       <w:r>
         <w:t xml:space="preserve">4.3 </w:t>
       </w:r>
@@ -6392,7 +6348,7 @@
         <w:pStyle w:val="21"/>
       </w:pPr>
       <w:bookmarkStart w:id="22" w:name="h_a52c851b6aeec233efaf"/>
-      <w:bookmarkStart w:id="23" w:name="_Toc242861713"/>
+      <w:bookmarkStart w:id="23" w:name="_Toc242864565"/>
       <w:r>
         <w:t xml:space="preserve">4.4 </w:t>
       </w:r>
@@ -6451,7 +6407,7 @@
                     <pic:cNvPicPr/>
                   </pic:nvPicPr>
                   <pic:blipFill>
-                    <a:blip r:embed="rId21"/>
+                    <a:blip r:embed="rId19"/>
                     <a:stretch>
                       <a:fillRect/>
                     </a:stretch>
@@ -6486,7 +6442,7 @@
       <w:r>
         <w:t>关闭选课流程图。</w:t>
       </w:r>
-      <w:hyperlink r:id="rId22">
+      <w:hyperlink r:id="rId20">
         <w:r>
           <w:t>矢量图</w:t>
         </w:r>
@@ -6494,7 +6450,7 @@
       <w:r>
         <w:t xml:space="preserve"> · </w:t>
       </w:r>
-      <w:hyperlink r:id="rId23">
+      <w:hyperlink r:id="rId21">
         <w:r>
           <w:t>Mermaid</w:t>
         </w:r>
@@ -6532,7 +6488,7 @@
         <w:pStyle w:val="21"/>
       </w:pPr>
       <w:bookmarkStart w:id="24" w:name="h_7a334fe94b1430d9a8c3"/>
-      <w:bookmarkStart w:id="25" w:name="_Toc242861714"/>
+      <w:bookmarkStart w:id="25" w:name="_Toc242864566"/>
       <w:r>
         <w:t xml:space="preserve">4.5 </w:t>
       </w:r>
@@ -6713,7 +6669,7 @@
         <w:pStyle w:val="21"/>
       </w:pPr>
       <w:bookmarkStart w:id="26" w:name="h_e8155f7d9a6bf3f01756"/>
-      <w:bookmarkStart w:id="27" w:name="_Toc242861715"/>
+      <w:bookmarkStart w:id="27" w:name="_Toc242864567"/>
       <w:r>
         <w:t xml:space="preserve">4.6 </w:t>
       </w:r>
@@ -7826,7 +7782,7 @@
         <w:pStyle w:val="21"/>
       </w:pPr>
       <w:bookmarkStart w:id="28" w:name="h_9ea489c7c7b35764a4e2"/>
-      <w:bookmarkStart w:id="29" w:name="_Toc242861716"/>
+      <w:bookmarkStart w:id="29" w:name="_Toc242864568"/>
       <w:r>
         <w:t xml:space="preserve">4.7 </w:t>
       </w:r>
@@ -8217,7 +8173,7 @@
         <w:pStyle w:val="1"/>
       </w:pPr>
       <w:bookmarkStart w:id="30" w:name="h_2f913bc550e9e51c192f"/>
-      <w:bookmarkStart w:id="31" w:name="_Toc242861717"/>
+      <w:bookmarkStart w:id="31" w:name="_Toc242864569"/>
       <w:r>
         <w:t xml:space="preserve">5 </w:t>
       </w:r>
@@ -8314,7 +8270,7 @@
         <w:pStyle w:val="1"/>
       </w:pPr>
       <w:bookmarkStart w:id="32" w:name="h_8953ee5b653272dc68f0"/>
-      <w:bookmarkStart w:id="33" w:name="_Toc242861718"/>
+      <w:bookmarkStart w:id="33" w:name="_Toc242864570"/>
       <w:r>
         <w:t xml:space="preserve">6 </w:t>
       </w:r>
@@ -8359,7 +8315,7 @@
       <w:r>
         <w:t>各模块的需求和测试入口见</w:t>
       </w:r>
-      <w:hyperlink r:id="rId24" w:anchor="h_6bca119ba137a682bb64">
+      <w:hyperlink r:id="rId22" w:anchor="h_6bca119ba137a682bb64">
         <w:r>
           <w:t>测试计划第</w:t>
         </w:r>
@@ -8373,26 +8329,26 @@
       <w:r>
         <w:t>，验证结果见</w:t>
       </w:r>
-      <w:hyperlink r:id="rId25">
+      <w:hyperlink r:id="rId23">
         <w:r>
           <w:t>测试报告</w:t>
         </w:r>
       </w:hyperlink>
       <w:r>
-        <w:t>。页面布局、键盘操作和窄屏显示另行进行人工检查。</w:t>
+        <w:t>。</w:t>
       </w:r>
     </w:p>
     <w:p>
       <w:pPr>
         <w:pStyle w:val="1"/>
       </w:pPr>
-      <w:bookmarkStart w:id="34" w:name="h_62b4158f6c3c436bf01a"/>
-      <w:bookmarkStart w:id="35" w:name="_Toc242861719"/>
+      <w:bookmarkStart w:id="34" w:name="h_97069212762b1154c0af"/>
+      <w:bookmarkStart w:id="35" w:name="_Toc242864571"/>
       <w:r>
         <w:t xml:space="preserve">7 </w:t>
       </w:r>
       <w:r>
-        <w:t>原站使用与验证范围</w:t>
+        <w:t>运行方式</w:t>
       </w:r>
       <w:bookmarkEnd w:id="34"/>
       <w:bookmarkEnd w:id="35"/>
@@ -8458,7 +8414,7 @@
       <w:r>
         <w:t>通过原网页维护学期时间、选课、认领与关闭；最终课表和账单作为快照保存，重复关课和重发不会重新分配或重新计算。教学结束后的成绩流程独立于关课。计费任务属于运行服务，启动方式和人工步骤见</w:t>
       </w:r>
-      <w:hyperlink r:id="rId26">
+      <w:hyperlink r:id="rId24">
         <w:r>
           <w:t>README</w:t>
         </w:r>
@@ -8466,7 +8422,7 @@
       <w:r>
         <w:t>与</w:t>
       </w:r>
-      <w:hyperlink r:id="rId27">
+      <w:hyperlink r:id="rId25">
         <w:r>
           <w:t>项目使用说明</w:t>
         </w:r>
@@ -8488,47 +8444,7 @@
     </w:p>
     <w:p>
       <w:r>
-        <w:t>截至</w:t>
-      </w:r>
-      <w:r>
-        <w:t>2026</w:t>
-      </w:r>
-      <w:r>
-        <w:t>年</w:t>
-      </w:r>
-      <w:r>
-        <w:t>10</w:t>
-      </w:r>
-      <w:r>
-        <w:t>月</w:t>
-      </w:r>
-      <w:r>
-        <w:t>14</w:t>
-      </w:r>
-      <w:r>
-        <w:t>日，当前代码提交</w:t>
-      </w:r>
-      <w:r>
-        <w:rPr>
-          <w:rFonts w:ascii="Consolas" w:hAnsi="Consolas"/>
-          <w:sz w:val="18"/>
-        </w:rPr>
-        <w:t>73b5336</w:t>
-      </w:r>
-      <w:r>
-        <w:t>已完成独立临时</w:t>
-      </w:r>
-      <w:r>
-        <w:t>MySQL</w:t>
-      </w:r>
-      <w:r>
-        <w:t>、</w:t>
-      </w:r>
-      <w:r>
-        <w:t>PHP</w:t>
-      </w:r>
-      <w:r>
-        <w:t>服务及会话目录中的完整回归：</w:t>
+        <w:t>先修关系、秒级时间冲突和连接复用均纳入自动回归。</w:t>
       </w:r>
       <w:r>
         <w:t>39</w:t>
@@ -8540,84 +8456,11 @@
         <w:t>1067</w:t>
       </w:r>
       <w:r>
-        <w:t>项检查全部通过，退出码</w:t>
-      </w:r>
-      <w:r>
-        <w:t>0</w:t>
-      </w:r>
-      <w:r>
-        <w:t>，最后一席竞争执行</w:t>
-      </w:r>
-      <w:r>
-        <w:t>5</w:t>
-      </w:r>
-      <w:r>
-        <w:t>轮。该回归覆盖页面精简后的实现，以及先修课、秒级时间冲突和数据库连接复用修复；其中先修与时间边界</w:t>
-      </w:r>
-      <w:r>
-        <w:t>13</w:t>
-      </w:r>
-      <w:r>
-        <w:t>项、</w:t>
-      </w:r>
-      <w:r>
-        <w:t>HTTP</w:t>
-      </w:r>
-      <w:r>
-        <w:t>连接检查</w:t>
-      </w:r>
-      <w:r>
-        <w:t>15</w:t>
-      </w:r>
-      <w:r>
-        <w:t>项均通过。</w:t>
-      </w:r>
-      <w:r>
-        <w:t>PHP</w:t>
-      </w:r>
-      <w:r>
-        <w:t>服务日志无</w:t>
-      </w:r>
-      <w:r>
-        <w:t>Warning</w:t>
-      </w:r>
-      <w:r>
-        <w:t>、</w:t>
-      </w:r>
-      <w:r>
-        <w:t>Notice</w:t>
-      </w:r>
-      <w:r>
-        <w:t>、</w:t>
-      </w:r>
-      <w:r>
-        <w:t>Fatal error</w:t>
-      </w:r>
-      <w:r>
-        <w:t>或未处理异常。浏览器人工操作、键盘、窄屏视觉验收和大规模性能测试仍未完成。完整记录见</w:t>
-      </w:r>
-      <w:hyperlink r:id="rId28">
-        <w:r>
-          <w:t>最新自动检查记录</w:t>
-        </w:r>
-      </w:hyperlink>
-      <w:r>
-        <w:t>，新增边界明细见</w:t>
-      </w:r>
-      <w:hyperlink r:id="rId29">
-        <w:r>
-          <w:t>边界检查记录</w:t>
-        </w:r>
-      </w:hyperlink>
-      <w:r>
-        <w:t>。真实外部接口和性能范围见</w:t>
-      </w:r>
-      <w:hyperlink r:id="rId30">
-        <w:r>
-          <w:t>PDF</w:t>
-        </w:r>
-        <w:r>
-          <w:t>需求对照</w:t>
+        <w:t>项检查全部通过，详见</w:t>
+      </w:r>
+      <w:hyperlink r:id="rId26">
+        <w:r>
+          <w:t>测试报告</w:t>
         </w:r>
       </w:hyperlink>
       <w:r>
@@ -8629,7 +8472,7 @@
         <w:pStyle w:val="1"/>
       </w:pPr>
       <w:bookmarkStart w:id="36" w:name="h_88272a9b7dbbbe729f57"/>
-      <w:bookmarkStart w:id="37" w:name="_Toc242861720"/>
+      <w:bookmarkStart w:id="37" w:name="_Toc242864572"/>
       <w:r>
         <w:t xml:space="preserve">8 </w:t>
       </w:r>
@@ -8727,26 +8570,11 @@
         <w:t>Git</w:t>
       </w:r>
       <w:r>
-        <w:t>同步不触发数据库迁移。缺少选课会话表会导致学生会话登记失败，不能只在新建测试库验证后就认定原站可演示。</w:t>
-      </w:r>
-    </w:p>
-    <w:p>
-      <w:r>
-        <w:t>页面已精简正文，结果明细以</w:t>
-      </w:r>
-      <w:r>
-        <w:rPr>
-          <w:rFonts w:ascii="Consolas" w:hAnsi="Consolas"/>
-          <w:sz w:val="18"/>
-        </w:rPr>
-        <w:t>details/summary</w:t>
-      </w:r>
-      <w:r>
-        <w:t>折叠。业务校验、表单参数和权限保持服务端检查，折叠只影响展示。</w:t>
+        <w:t>同步不触发数据库迁移。升级时应核对选课会话表及相关字段，避免会话登记失败。</w:t>
       </w:r>
     </w:p>
     <w:sectPr>
-      <w:footerReference w:type="default" r:id="rId31"/>
+      <w:footerReference w:type="default" r:id="rId27"/>
       <w:pgSz w:w="11906" w:h="16838"/>
       <w:pgMar w:top="1134" w:right="1134" w:bottom="1134" w:left="1134" w:header="720" w:footer="510" w:gutter="0"/>
       <w:cols w:space="720"/>
@@ -9020,31 +8848,31 @@
       </w:rPr>
     </w:lvl>
   </w:abstractNum>
-  <w:num w:numId="1" w16cid:durableId="1298952103">
+  <w:num w:numId="1" w16cid:durableId="1025785881">
     <w:abstractNumId w:val="8"/>
   </w:num>
-  <w:num w:numId="2" w16cid:durableId="818612578">
+  <w:num w:numId="2" w16cid:durableId="1548837506">
     <w:abstractNumId w:val="6"/>
   </w:num>
-  <w:num w:numId="3" w16cid:durableId="1043486477">
+  <w:num w:numId="3" w16cid:durableId="111292333">
     <w:abstractNumId w:val="5"/>
   </w:num>
-  <w:num w:numId="4" w16cid:durableId="1353649599">
+  <w:num w:numId="4" w16cid:durableId="1572042614">
     <w:abstractNumId w:val="4"/>
   </w:num>
-  <w:num w:numId="5" w16cid:durableId="1300308793">
+  <w:num w:numId="5" w16cid:durableId="929193010">
     <w:abstractNumId w:val="7"/>
   </w:num>
-  <w:num w:numId="6" w16cid:durableId="408113369">
+  <w:num w:numId="6" w16cid:durableId="1367290081">
     <w:abstractNumId w:val="3"/>
   </w:num>
-  <w:num w:numId="7" w16cid:durableId="149059657">
+  <w:num w:numId="7" w16cid:durableId="727847969">
     <w:abstractNumId w:val="2"/>
   </w:num>
-  <w:num w:numId="8" w16cid:durableId="1900358999">
+  <w:num w:numId="8" w16cid:durableId="598491879">
     <w:abstractNumId w:val="1"/>
   </w:num>
-  <w:num w:numId="9" w16cid:durableId="1844468321">
+  <w:num w:numId="9" w16cid:durableId="115293176">
     <w:abstractNumId w:val="0"/>
   </w:num>
 </w:numbering>
@@ -10372,8 +10200,13 @@
     <w:qFormat/>
     <w:rsid w:val="00FC693F"/>
     <w:pPr>
+      <w:keepNext w:val="0"/>
+      <w:spacing w:before="0" w:after="40" w:line="240" w:lineRule="auto"/>
       <w:outlineLvl w:val="9"/>
     </w:pPr>
+    <w:rPr>
+      <w:sz w:val="21"/>
+    </w:rPr>
   </w:style>
   <w:style w:type="table" w:styleId="aff1">
     <w:name w:val="Table Grid"/>
@@ -20454,21 +20287,23 @@
   <w:style w:type="paragraph" w:customStyle="1" w:styleId="TOC11">
     <w:name w:val="TOC 11"/>
     <w:pPr>
-      <w:spacing w:after="80"/>
+      <w:spacing w:after="40" w:line="240" w:lineRule="auto"/>
     </w:pPr>
     <w:rPr>
       <w:rFonts w:ascii="Calibri" w:eastAsia="宋体" w:hAnsi="Calibri"/>
       <w:color w:val="000000"/>
+      <w:sz w:val="21"/>
     </w:rPr>
   </w:style>
   <w:style w:type="paragraph" w:customStyle="1" w:styleId="TOC21">
     <w:name w:val="TOC 21"/>
     <w:pPr>
-      <w:spacing w:after="80"/>
+      <w:spacing w:after="40" w:line="240" w:lineRule="auto"/>
     </w:pPr>
     <w:rPr>
       <w:rFonts w:ascii="Calibri" w:eastAsia="宋体" w:hAnsi="Calibri"/>
       <w:color w:val="000000"/>
+      <w:sz w:val="21"/>
     </w:rPr>
   </w:style>
   <w:style w:type="paragraph" w:styleId="TOC1">
@@ -20478,7 +20313,7 @@
     <w:autoRedefine/>
     <w:uiPriority w:val="39"/>
     <w:unhideWhenUsed/>
-    <w:rsid w:val="000D7D1B"/>
+    <w:rsid w:val="00DB2FD8"/>
   </w:style>
   <w:style w:type="paragraph" w:styleId="TOC2">
     <w:name w:val="toc 2"/>
@@ -20487,7 +20322,7 @@
     <w:autoRedefine/>
     <w:uiPriority w:val="39"/>
     <w:unhideWhenUsed/>
-    <w:rsid w:val="000D7D1B"/>
+    <w:rsid w:val="00DB2FD8"/>
     <w:pPr>
       <w:ind w:leftChars="200" w:left="420"/>
     </w:pPr>
@@ -20497,7 +20332,7 @@
     <w:basedOn w:val="a2"/>
     <w:uiPriority w:val="99"/>
     <w:unhideWhenUsed/>
-    <w:rsid w:val="000D7D1B"/>
+    <w:rsid w:val="00DB2FD8"/>
     <w:rPr>
       <w:color w:val="0000FF" w:themeColor="hyperlink"/>
       <w:u w:val="single"/>
